--- a/output/doc/基于MATLAB的机器人端无线控制系统设计报告.docx
+++ b/output/doc/基于MATLAB的机器人端无线控制系统设计报告.docx
@@ -205,7 +205,7 @@
       <w:r>
         <w:drawing>
           <wp:inline xmlns:a="http://schemas.openxmlformats.org/drawingml/2006/main" xmlns:pic="http://schemas.openxmlformats.org/drawingml/2006/picture">
-            <wp:extent cx="5328000" cy="3012445"/>
+            <wp:extent cx="5328000" cy="3011049"/>
             <wp:docPr id="1" name="Picture 1"/>
             <wp:cNvGraphicFramePr>
               <a:graphicFrameLocks noChangeAspect="1"/>
@@ -226,7 +226,7 @@
                   <pic:spPr>
                     <a:xfrm>
                       <a:off x="0" y="0"/>
-                      <a:ext cx="5328000" cy="3012445"/>
+                      <a:ext cx="5328000" cy="3011049"/>
                     </a:xfrm>
                     <a:prstGeom prst="rect"/>
                   </pic:spPr>
@@ -262,7 +262,7 @@
           <w:b w:val="0"/>
           <w:sz w:val="24"/>
         </w:rPr>
-        <w:t>课程任务书原文提到 Vitis-Tutorials 的 AI 引擎开发，但本次交付明确改为 MATLAB/Simulink 设计开发。这个调整不是回避 DSP 算法，而是把课程重点落在可复现的建模、仿真和报告表达上。MATLAB R2020a 已在本机可用，且包含 Simulink、Control System Toolbox、DSP System Toolbox、Communications Toolbox、RF Blockset、Motor Control Blockset 等工具箱。与下载大型 Vitis 工具链相比，MATLAB 环境更适合在当前机器上得到确定的仿真日志和可审查的数据文件。</w:t>
+        <w:t>课程任务书原文提到 Vitis-Tutorials 的 AI 引擎开发，但本次交付明确改为 MATLAB/Simulink 设计开发。当前仿真在 MATLAB R2025a 上重新运行，并启用了 MathWorks 官方 MATLAB Agentic Toolkit、Simulink Agentic Toolkit 与 MATLAB MCP Server 初始化检查。这个调整不是把工具名写进报告，而是把课程重点落在可复现的建模、仿真和模型审查上；与下载大型 Vitis 工具链相比，MATLAB 环境更适合在当前机器上得到确定的仿真日志、模型截图和可审查的数据文件。</w:t>
       </w:r>
     </w:p>
     <w:p>
@@ -276,7 +276,7 @@
           <w:b w:val="0"/>
           <w:sz w:val="24"/>
         </w:rPr>
-        <w:t>报告采用顺序编码制引用文献，DSP 芯片参数主要依据 TI 数据手册和产品页 [1][2]；控制器和通信仿真方法参考 MathWorks 工具箱文档 [3][4] 以及经典 DSP、通信和 PID 资料 [5][6][7]。所有图号、表号和公式号由脚本统一登记，正文中的“见图”“见表”“由式”不是手工随意编号。</w:t>
+        <w:t>报告采用顺序编码制引用文献，DSP 芯片参数主要依据 TI 数据手册和产品页 [1][2]；控制器和通信仿真方法参考 MathWorks 工具箱文档 [3][4] 以及经典 DSP、通信和 PID 资料 [5][6][7]。Simulink 模型优化过程参考官方 Agentic Toolkit 和 MCP Server 资料 [8][9][10]。所有图号、表号和公式号由脚本统一登记，正文中的“见图”“见表”“由式”不是手工随意编号。</w:t>
       </w:r>
     </w:p>
     <w:p>
@@ -601,7 +601,7 @@
                 <w:b w:val="0"/>
                 <w:sz w:val="21"/>
               </w:rPr>
-              <w:t>MATLAB/Simulink R2020a</w:t>
+              <w:t>MATLAB/Simulink R2025a</w:t>
             </w:r>
           </w:p>
         </w:tc>
@@ -616,7 +616,7 @@
                 <w:b w:val="0"/>
                 <w:sz w:val="21"/>
               </w:rPr>
-              <w:t>本机可运行，能生成真实 CSV、PNG 和日志</w:t>
+              <w:t>本机可运行，能生成真实 CSV、PNG、Simulink模型截图和工具链日志</w:t>
             </w:r>
           </w:p>
         </w:tc>
@@ -633,7 +633,7 @@
           <w:b w:val="0"/>
           <w:sz w:val="24"/>
         </w:rPr>
-        <w:t>TMS320F28379D 的优势在于实时控制外设完整。TI 产品资料给出的关键资源包括 200 MHz C28x CPU、CLA、PWM、ADC、QEP、SPI、SCI、CAN 和较丰富 GPIO [8]。这些资源对本题很直接：PWM 用于桥式驱动器，ADC 用于电流和母线电压采样，QEP 用于编码器测速，SCI/SPI/CAN 可连接射频控制接口或视频缓存控制器。相比只追求通用计算性能的处理器，C2000 系列在电机控制里少走弯路。</w:t>
+        <w:t>TMS320F28379D 的优势在于实时控制外设完整。TI 产品资料给出的关键资源包括 200 MHz C28x CPU、CLA、PWM、ADC、QEP、SPI、SCI、CAN 和较丰富 GPIO [11]。这些资源对本题很直接：PWM 用于桥式驱动器，ADC 用于电流和母线电压采样，QEP 用于编码器测速，SCI/SPI/CAN 可连接射频控制接口或视频缓存控制器。相比只追求通用计算性能的处理器，C2000 系列在电机控制里少走弯路。</w:t>
       </w:r>
     </w:p>
     <w:p>
@@ -684,7 +684,7 @@
       <w:r>
         <w:drawing>
           <wp:inline xmlns:a="http://schemas.openxmlformats.org/drawingml/2006/main" xmlns:pic="http://schemas.openxmlformats.org/drawingml/2006/picture">
-            <wp:extent cx="5328000" cy="3012445"/>
+            <wp:extent cx="5328000" cy="3011049"/>
             <wp:docPr id="2" name="Picture 2"/>
             <wp:cNvGraphicFramePr>
               <a:graphicFrameLocks noChangeAspect="1"/>
@@ -705,7 +705,7 @@
                   <pic:spPr>
                     <a:xfrm>
                       <a:off x="0" y="0"/>
-                      <a:ext cx="5328000" cy="3012445"/>
+                      <a:ext cx="5328000" cy="3011049"/>
                     </a:xfrm>
                     <a:prstGeom prst="rect"/>
                   </pic:spPr>
@@ -1215,7 +1215,7 @@
       <w:r>
         <w:drawing>
           <wp:inline xmlns:a="http://schemas.openxmlformats.org/drawingml/2006/main" xmlns:pic="http://schemas.openxmlformats.org/drawingml/2006/picture">
-            <wp:extent cx="5328000" cy="3012445"/>
+            <wp:extent cx="5328000" cy="3011049"/>
             <wp:docPr id="4" name="Picture 4"/>
             <wp:cNvGraphicFramePr>
               <a:graphicFrameLocks noChangeAspect="1"/>
@@ -1236,7 +1236,7 @@
                   <pic:spPr>
                     <a:xfrm>
                       <a:off x="0" y="0"/>
-                      <a:ext cx="5328000" cy="3012445"/>
+                      <a:ext cx="5328000" cy="3011049"/>
                     </a:xfrm>
                     <a:prstGeom prst="rect"/>
                   </pic:spPr>
@@ -1800,7 +1800,7 @@
       <w:r>
         <w:drawing>
           <wp:inline xmlns:a="http://schemas.openxmlformats.org/drawingml/2006/main" xmlns:pic="http://schemas.openxmlformats.org/drawingml/2006/picture">
-            <wp:extent cx="5328000" cy="3012445"/>
+            <wp:extent cx="5328000" cy="3011049"/>
             <wp:docPr id="6" name="Picture 6"/>
             <wp:cNvGraphicFramePr>
               <a:graphicFrameLocks noChangeAspect="1"/>
@@ -1821,7 +1821,7 @@
                   <pic:spPr>
                     <a:xfrm>
                       <a:off x="0" y="0"/>
-                      <a:ext cx="5328000" cy="3012445"/>
+                      <a:ext cx="5328000" cy="3011049"/>
                     </a:xfrm>
                     <a:prstGeom prst="rect"/>
                   </pic:spPr>
@@ -1857,7 +1857,7 @@
           <w:b w:val="0"/>
           <w:sz w:val="24"/>
         </w:rPr>
-        <w:t>链路预算采用 Friis 自由空间损耗模型 [9]。路径损耗计算见 式(3)，其中 f 的单位为 MHz，d 的单位为 km。接收端噪声功率按 式(4) 计算，B 为带宽，NF 为接收机噪声系数。BER 曲线采用 BPSK 在 AWGN 条件下的理论和随机比特仿真对照，公式见 式(5)。这些模型都比较基础，但足够判断 10 km VHF 链路在给定功率和带宽下有没有明显矛盾。</w:t>
+        <w:t>链路预算采用 Friis 自由空间损耗模型 [12]。路径损耗计算见 式(3)，其中 f 的单位为 MHz，d 的单位为 km。接收端噪声功率按 式(4) 计算，B 为带宽，NF 为接收机噪声系数。BER 曲线采用 BPSK 在 AWGN 条件下的理论和随机比特仿真对照，公式见 式(5)。这些模型都比较基础，但足够判断 10 km VHF 链路在给定功率和带宽下有没有明显矛盾。</w:t>
       </w:r>
     </w:p>
     <w:p>
@@ -2428,7 +2428,7 @@
       <w:r>
         <w:drawing>
           <wp:inline xmlns:a="http://schemas.openxmlformats.org/drawingml/2006/main" xmlns:pic="http://schemas.openxmlformats.org/drawingml/2006/picture">
-            <wp:extent cx="5328000" cy="3012445"/>
+            <wp:extent cx="5328000" cy="3011049"/>
             <wp:docPr id="8" name="Picture 8"/>
             <wp:cNvGraphicFramePr>
               <a:graphicFrameLocks noChangeAspect="1"/>
@@ -2449,7 +2449,7 @@
                   <pic:spPr>
                     <a:xfrm>
                       <a:off x="0" y="0"/>
-                      <a:ext cx="5328000" cy="3012445"/>
+                      <a:ext cx="5328000" cy="3011049"/>
                     </a:xfrm>
                     <a:prstGeom prst="rect"/>
                   </pic:spPr>
@@ -2485,7 +2485,7 @@
           <w:b w:val="0"/>
           <w:sz w:val="24"/>
         </w:rPr>
-        <w:t>本机 Simulink 模型生成状态为：Hierarchical Simulink model generated with control, power-stage, sensing, video, RF, and monitoring subsystems.。模型文件位于 models/robot_wireless_control_system.slx。与上一版简单闭环块图不同，新模型按系统工程方式分层：顶层区分命令调度、DSP控制算法、PWM与隔离驱动、功率级与电机、传感采集、视频链路、射频链路和性能监测，顶层结构见 图6。</w:t>
+        <w:t>本机 Simulink 模型生成状态为：R2025a hierarchical Simulink model generated with model-workspace parameters, explicit telemetry interfaces, DSP derating logic, video buffer, RF health, and SimulationInput smoke test.。模型文件位于 models/robot_wireless_control_system.slx。与上一版简单闭环块图不同，新模型按系统工程方式分层：顶层区分命令调度、DSP控制算法、PWM与隔离驱动、功率级与电机、传感采集、视频缓存、VHF射频信道和性能监测，顶层结构见 图6。架构审查文件记录了 83 个 block、74 条连线和模型工作区参数，而不是只保存一张截图。</w:t>
       </w:r>
     </w:p>
     <w:p>
@@ -2495,7 +2495,7 @@
       <w:r>
         <w:drawing>
           <wp:inline xmlns:a="http://schemas.openxmlformats.org/drawingml/2006/main" xmlns:pic="http://schemas.openxmlformats.org/drawingml/2006/picture">
-            <wp:extent cx="5328000" cy="2608038"/>
+            <wp:extent cx="5328000" cy="2666831"/>
             <wp:docPr id="9" name="Picture 9"/>
             <wp:cNvGraphicFramePr>
               <a:graphicFrameLocks noChangeAspect="1"/>
@@ -2516,7 +2516,7 @@
                   <pic:spPr>
                     <a:xfrm>
                       <a:off x="0" y="0"/>
-                      <a:ext cx="5328000" cy="2608038"/>
+                      <a:ext cx="5328000" cy="2666831"/>
                     </a:xfrm>
                     <a:prstGeom prst="rect"/>
                   </pic:spPr>
@@ -2562,7 +2562,7 @@
       <w:r>
         <w:drawing>
           <wp:inline xmlns:a="http://schemas.openxmlformats.org/drawingml/2006/main" xmlns:pic="http://schemas.openxmlformats.org/drawingml/2006/picture">
-            <wp:extent cx="5328000" cy="1307485"/>
+            <wp:extent cx="5328000" cy="1191174"/>
             <wp:docPr id="10" name="Picture 10"/>
             <wp:cNvGraphicFramePr>
               <a:graphicFrameLocks noChangeAspect="1"/>
@@ -2583,7 +2583,7 @@
                   <pic:spPr>
                     <a:xfrm>
                       <a:off x="0" y="0"/>
-                      <a:ext cx="5328000" cy="1307485"/>
+                      <a:ext cx="5328000" cy="1191174"/>
                     </a:xfrm>
                     <a:prstGeom prst="rect"/>
                   </pic:spPr>
@@ -2629,7 +2629,7 @@
       <w:r>
         <w:drawing>
           <wp:inline xmlns:a="http://schemas.openxmlformats.org/drawingml/2006/main" xmlns:pic="http://schemas.openxmlformats.org/drawingml/2006/picture">
-            <wp:extent cx="5328000" cy="1906061"/>
+            <wp:extent cx="5328000" cy="1353018"/>
             <wp:docPr id="11" name="Picture 11"/>
             <wp:cNvGraphicFramePr>
               <a:graphicFrameLocks noChangeAspect="1"/>
@@ -2650,7 +2650,7 @@
                   <pic:spPr>
                     <a:xfrm>
                       <a:off x="0" y="0"/>
-                      <a:ext cx="5328000" cy="1906061"/>
+                      <a:ext cx="5328000" cy="1353018"/>
                     </a:xfrm>
                     <a:prstGeom prst="rect"/>
                   </pic:spPr>
@@ -2677,6 +2677,336 @@
     </w:p>
     <w:p>
       <w:pPr>
+        <w:jc w:val="center"/>
+      </w:pPr>
+      <w:r>
+        <w:rPr>
+          <w:rFonts w:ascii="Times New Roman" w:hAnsi="Times New Roman" w:eastAsia="宋体"/>
+          <w:b w:val="0"/>
+          <w:sz w:val="21"/>
+        </w:rPr>
+        <w:t>表5 MathWorks Agentic Toolkit 使用与校验记录</w:t>
+      </w:r>
+    </w:p>
+    <w:tbl>
+      <w:tblPr>
+        <w:tblStyle w:val="TableGrid"/>
+        <w:tblW w:type="auto" w:w="0"/>
+        <w:tblLook w:firstColumn="1" w:firstRow="1" w:lastColumn="0" w:lastRow="0" w:noHBand="0" w:noVBand="1" w:val="04A0"/>
+      </w:tblPr>
+      <w:tblGrid>
+        <w:gridCol w:w="3079"/>
+        <w:gridCol w:w="3079"/>
+        <w:gridCol w:w="3079"/>
+      </w:tblGrid>
+      <w:tr>
+        <w:tc>
+          <w:tcPr>
+            <w:tcW w:type="dxa" w:w="3079"/>
+          </w:tcPr>
+          <w:p>
+            <w:pPr>
+              <w:jc w:val="center"/>
+            </w:pPr>
+            <w:r>
+              <w:rPr>
+                <w:rFonts w:ascii="Times New Roman" w:hAnsi="Times New Roman" w:eastAsia="宋体"/>
+                <w:b/>
+                <w:sz w:val="24"/>
+              </w:rPr>
+              <w:t>项目</w:t>
+            </w:r>
+          </w:p>
+        </w:tc>
+        <w:tc>
+          <w:tcPr>
+            <w:tcW w:type="dxa" w:w="3079"/>
+          </w:tcPr>
+          <w:p>
+            <w:pPr>
+              <w:jc w:val="center"/>
+            </w:pPr>
+            <w:r>
+              <w:rPr>
+                <w:rFonts w:ascii="Times New Roman" w:hAnsi="Times New Roman" w:eastAsia="宋体"/>
+                <w:b/>
+                <w:sz w:val="24"/>
+              </w:rPr>
+              <w:t>实际记录</w:t>
+            </w:r>
+          </w:p>
+        </w:tc>
+        <w:tc>
+          <w:tcPr>
+            <w:tcW w:type="dxa" w:w="3079"/>
+          </w:tcPr>
+          <w:p>
+            <w:pPr>
+              <w:jc w:val="center"/>
+            </w:pPr>
+            <w:r>
+              <w:rPr>
+                <w:rFonts w:ascii="Times New Roman" w:hAnsi="Times New Roman" w:eastAsia="宋体"/>
+                <w:b/>
+                <w:sz w:val="24"/>
+              </w:rPr>
+              <w:t>说明</w:t>
+            </w:r>
+          </w:p>
+        </w:tc>
+      </w:tr>
+      <w:tr>
+        <w:tc>
+          <w:tcPr>
+            <w:tcW w:type="dxa" w:w="3079"/>
+          </w:tcPr>
+          <w:p>
+            <w:r>
+              <w:rPr>
+                <w:rFonts w:ascii="Times New Roman" w:hAnsi="Times New Roman" w:eastAsia="宋体"/>
+                <w:b w:val="0"/>
+                <w:sz w:val="21"/>
+              </w:rPr>
+              <w:t>MATLAB版本</w:t>
+            </w:r>
+          </w:p>
+        </w:tc>
+        <w:tc>
+          <w:tcPr>
+            <w:tcW w:type="dxa" w:w="3079"/>
+          </w:tcPr>
+          <w:p>
+            <w:r>
+              <w:rPr>
+                <w:rFonts w:ascii="Times New Roman" w:hAnsi="Times New Roman" w:eastAsia="宋体"/>
+                <w:b w:val="0"/>
+                <w:sz w:val="21"/>
+              </w:rPr>
+              <w:t>25.1.0.2943329 (R2025a)</w:t>
+            </w:r>
+          </w:p>
+        </w:tc>
+        <w:tc>
+          <w:tcPr>
+            <w:tcW w:type="dxa" w:w="3079"/>
+          </w:tcPr>
+          <w:p>
+            <w:r>
+              <w:rPr>
+                <w:rFonts w:ascii="Times New Roman" w:hAnsi="Times New Roman" w:eastAsia="宋体"/>
+                <w:b w:val="0"/>
+                <w:sz w:val="21"/>
+              </w:rPr>
+              <w:t>由 run_all_simulations.m 写入 simulation_summary.json</w:t>
+            </w:r>
+          </w:p>
+        </w:tc>
+      </w:tr>
+      <w:tr>
+        <w:tc>
+          <w:tcPr>
+            <w:tcW w:type="dxa" w:w="3079"/>
+          </w:tcPr>
+          <w:p>
+            <w:r>
+              <w:rPr>
+                <w:rFonts w:ascii="Times New Roman" w:hAnsi="Times New Roman" w:eastAsia="宋体"/>
+                <w:b w:val="0"/>
+                <w:sz w:val="21"/>
+              </w:rPr>
+              <w:t>SATK初始化</w:t>
+            </w:r>
+          </w:p>
+        </w:tc>
+        <w:tc>
+          <w:tcPr>
+            <w:tcW w:type="dxa" w:w="3079"/>
+          </w:tcPr>
+          <w:p>
+            <w:r>
+              <w:rPr>
+                <w:rFonts w:ascii="Times New Roman" w:hAnsi="Times New Roman" w:eastAsia="宋体"/>
+                <w:b w:val="0"/>
+                <w:sz w:val="21"/>
+              </w:rPr>
+              <w:t>通过</w:t>
+            </w:r>
+          </w:p>
+        </w:tc>
+        <w:tc>
+          <w:tcPr>
+            <w:tcW w:type="dxa" w:w="3079"/>
+          </w:tcPr>
+          <w:p>
+            <w:r>
+              <w:rPr>
+                <w:rFonts w:ascii="Times New Roman" w:hAnsi="Times New Roman" w:eastAsia="宋体"/>
+                <w:b w:val="0"/>
+                <w:sz w:val="21"/>
+              </w:rPr>
+              <w:t>由 output/logs/agentic_toolkit_status.json 记录</w:t>
+            </w:r>
+          </w:p>
+        </w:tc>
+      </w:tr>
+      <w:tr>
+        <w:tc>
+          <w:tcPr>
+            <w:tcW w:type="dxa" w:w="3079"/>
+          </w:tcPr>
+          <w:p>
+            <w:r>
+              <w:rPr>
+                <w:rFonts w:ascii="Times New Roman" w:hAnsi="Times New Roman" w:eastAsia="宋体"/>
+                <w:b w:val="0"/>
+                <w:sz w:val="21"/>
+              </w:rPr>
+              <w:t>MCP Server</w:t>
+            </w:r>
+          </w:p>
+        </w:tc>
+        <w:tc>
+          <w:tcPr>
+            <w:tcW w:type="dxa" w:w="3079"/>
+          </w:tcPr>
+          <w:p>
+            <w:r>
+              <w:rPr>
+                <w:rFonts w:ascii="Times New Roman" w:hAnsi="Times New Roman" w:eastAsia="宋体"/>
+                <w:b w:val="0"/>
+                <w:sz w:val="21"/>
+              </w:rPr>
+              <w:t>存在</w:t>
+            </w:r>
+          </w:p>
+        </w:tc>
+        <w:tc>
+          <w:tcPr>
+            <w:tcW w:type="dxa" w:w="3079"/>
+          </w:tcPr>
+          <w:p>
+            <w:r>
+              <w:rPr>
+                <w:rFonts w:ascii="Times New Roman" w:hAnsi="Times New Roman" w:eastAsia="宋体"/>
+                <w:b w:val="0"/>
+                <w:sz w:val="21"/>
+              </w:rPr>
+              <w:t>C:/Users/86155/.matlab/agentic-toolkits/bin/matlab-mcp-server.exe</w:t>
+            </w:r>
+          </w:p>
+        </w:tc>
+      </w:tr>
+      <w:tr>
+        <w:tc>
+          <w:tcPr>
+            <w:tcW w:type="dxa" w:w="3079"/>
+          </w:tcPr>
+          <w:p>
+            <w:r>
+              <w:rPr>
+                <w:rFonts w:ascii="Times New Roman" w:hAnsi="Times New Roman" w:eastAsia="宋体"/>
+                <w:b w:val="0"/>
+                <w:sz w:val="21"/>
+              </w:rPr>
+              <w:t>建模技能</w:t>
+            </w:r>
+          </w:p>
+        </w:tc>
+        <w:tc>
+          <w:tcPr>
+            <w:tcW w:type="dxa" w:w="3079"/>
+          </w:tcPr>
+          <w:p>
+            <w:r>
+              <w:rPr>
+                <w:rFonts w:ascii="Times New Roman" w:hAnsi="Times New Roman" w:eastAsia="宋体"/>
+                <w:b w:val="0"/>
+                <w:sz w:val="21"/>
+              </w:rPr>
+              <w:t>building-simulink-models, simulating-simulink-models</w:t>
+            </w:r>
+          </w:p>
+        </w:tc>
+        <w:tc>
+          <w:tcPr>
+            <w:tcW w:type="dxa" w:w="3079"/>
+          </w:tcPr>
+          <w:p>
+            <w:r>
+              <w:rPr>
+                <w:rFonts w:ascii="Times New Roman" w:hAnsi="Times New Roman" w:eastAsia="宋体"/>
+                <w:b w:val="0"/>
+                <w:sz w:val="21"/>
+              </w:rPr>
+              <w:t>用于分层建模与 SimulationInput 烟雾仿真检查</w:t>
+            </w:r>
+          </w:p>
+        </w:tc>
+      </w:tr>
+      <w:tr>
+        <w:tc>
+          <w:tcPr>
+            <w:tcW w:type="dxa" w:w="3079"/>
+          </w:tcPr>
+          <w:p>
+            <w:r>
+              <w:rPr>
+                <w:rFonts w:ascii="Times New Roman" w:hAnsi="Times New Roman" w:eastAsia="宋体"/>
+                <w:b w:val="0"/>
+                <w:sz w:val="21"/>
+              </w:rPr>
+              <w:t>烟雾仿真</w:t>
+            </w:r>
+          </w:p>
+        </w:tc>
+        <w:tc>
+          <w:tcPr>
+            <w:tcW w:type="dxa" w:w="3079"/>
+          </w:tcPr>
+          <w:p>
+            <w:r>
+              <w:rPr>
+                <w:rFonts w:ascii="Times New Roman" w:hAnsi="Times New Roman" w:eastAsia="宋体"/>
+                <w:b w:val="0"/>
+                <w:sz w:val="21"/>
+              </w:rPr>
+              <w:t>通过</w:t>
+            </w:r>
+          </w:p>
+        </w:tc>
+        <w:tc>
+          <w:tcPr>
+            <w:tcW w:type="dxa" w:w="3079"/>
+          </w:tcPr>
+          <w:p>
+            <w:r>
+              <w:rPr>
+                <w:rFonts w:ascii="Times New Roman" w:hAnsi="Times New Roman" w:eastAsia="宋体"/>
+                <w:b w:val="0"/>
+                <w:sz w:val="21"/>
+              </w:rPr>
+              <w:t>只验证模型可执行性，数值指标仍来自 CSV/JSON 主仿真</w:t>
+            </w:r>
+          </w:p>
+        </w:tc>
+      </w:tr>
+    </w:tbl>
+    <w:p>
+      <w:pPr>
+        <w:spacing w:line="360" w:lineRule="auto" w:after="80"/>
+        <w:ind w:firstLine="480"/>
+      </w:pPr>
+      <w:r>
+        <w:rPr>
+          <w:rFonts w:ascii="Times New Roman" w:hAnsi="Times New Roman" w:eastAsia="宋体"/>
+          <w:b w:val="0"/>
+          <w:sz w:val="24"/>
+        </w:rPr>
+        <w:t>Agentic Toolkit 的作用是强化建模过程，而不是替代工程判断。官方工具链检查显示 SATK 初始化状态为 通过，MCP Server 与 shareMATLABSession 的位置写入 output/logs/agentic_toolkit_status.json；Simulink 模型随后用 SimulationInput 做了 0.25 s 烟雾仿真，结果为 通过。这些记录能说明模型在 R2025a 下可加载、可更新、可短时运行，但电机响应、视频缓存和射频 BER 的报告数值仍以 run_all_simulations.m 生成的 CSV/JSON 为准。</w:t>
+      </w:r>
+    </w:p>
+    <w:p>
+      <w:pPr>
         <w:spacing w:line="360" w:lineRule="auto" w:after="80"/>
         <w:ind w:firstLine="480"/>
       </w:pPr>
@@ -2700,7 +3030,7 @@
           <w:b w:val="0"/>
           <w:sz w:val="24"/>
         </w:rPr>
-        <w:t>MATLAB 相关工具箱的使用依据来自官方文档 [10][11][12][13][14]。控制系统部分使用离散 PID 和状态更新；通信部分使用 AWGN 条件下的 BER 仿真；RF 部分使用链路预算和噪声功率估算。报告没有调用 Vitis，也没有保留 Vitis 编译日志，因此不会把 Vitis 未运行的内容写成实验结果。</w:t>
+        <w:t>MATLAB 相关工具箱的使用依据来自官方文档 [13][14][15][16][17]。控制系统部分使用离散 PID 和状态更新；通信部分使用 AWGN 条件下的 BER 仿真；RF 部分使用链路预算和噪声功率估算。报告没有调用 Vitis，也没有保留 Vitis 编译日志，因此不会把 Vitis 未运行的内容写成实验结果。</w:t>
       </w:r>
     </w:p>
     <w:p>
@@ -3692,7 +4022,7 @@
           <w:b w:val="0"/>
           <w:sz w:val="24"/>
         </w:rPr>
-        <w:t>[8] Texas Instruments. C2000 real-time microcontrollers overview[EB/OL]. https://www.ti.com/microcontrollers-mcus-processors/c2000-real-time-control-mcus/overview.html</w:t>
+        <w:t>[8] MathWorks. MATLAB Agentic Toolkit[EB/OL]. https://github.com/matlab/matlab-agentic-toolkit</w:t>
       </w:r>
     </w:p>
     <w:p>
@@ -3705,7 +4035,7 @@
           <w:b w:val="0"/>
           <w:sz w:val="24"/>
         </w:rPr>
-        <w:t>[9] Friis H T. A note on a simple transmission formula[J]. Proceedings of the IRE, 1946, 34(5): 254-256.</w:t>
+        <w:t>[9] MathWorks. Simulink Agentic Toolkit[EB/OL]. https://github.com/matlab/simulink-agentic-toolkit</w:t>
       </w:r>
     </w:p>
     <w:p>
@@ -3718,7 +4048,7 @@
           <w:b w:val="0"/>
           <w:sz w:val="24"/>
         </w:rPr>
-        <w:t>[10] MathWorks. MATLAB documentation[EB/OL]. https://www.mathworks.com/help/matlab/</w:t>
+        <w:t>[10] MathWorks. MATLAB MCP Server[EB/OL]. https://github.com/matlab/matlab-mcp-server</w:t>
       </w:r>
     </w:p>
     <w:p>
@@ -3731,7 +4061,7 @@
           <w:b w:val="0"/>
           <w:sz w:val="24"/>
         </w:rPr>
-        <w:t>[11] MathWorks. Simulink documentation[EB/OL]. https://www.mathworks.com/help/simulink/</w:t>
+        <w:t>[11] Texas Instruments. C2000 real-time microcontrollers overview[EB/OL]. https://www.ti.com/microcontrollers-mcus-processors/c2000-real-time-control-mcus/overview.html</w:t>
       </w:r>
     </w:p>
     <w:p>
@@ -3744,7 +4074,7 @@
           <w:b w:val="0"/>
           <w:sz w:val="24"/>
         </w:rPr>
-        <w:t>[12] MathWorks. DSP System Toolbox documentation[EB/OL]. https://www.mathworks.com/help/dsp/</w:t>
+        <w:t>[12] Friis H T. A note on a simple transmission formula[J]. Proceedings of the IRE, 1946, 34(5): 254-256.</w:t>
       </w:r>
     </w:p>
     <w:p>
@@ -3757,7 +4087,7 @@
           <w:b w:val="0"/>
           <w:sz w:val="24"/>
         </w:rPr>
-        <w:t>[13] MathWorks. RF Blockset documentation[EB/OL]. https://www.mathworks.com/help/rf/</w:t>
+        <w:t>[13] MathWorks. MATLAB documentation[EB/OL]. https://www.mathworks.com/help/matlab/</w:t>
       </w:r>
     </w:p>
     <w:p>
@@ -3770,7 +4100,46 @@
           <w:b w:val="0"/>
           <w:sz w:val="24"/>
         </w:rPr>
-        <w:t>[14] MathWorks. Motor Control Blockset documentation[EB/OL]. https://www.mathworks.com/help/mcb/</w:t>
+        <w:t>[14] MathWorks. Simulink documentation[EB/OL]. https://www.mathworks.com/help/simulink/</w:t>
+      </w:r>
+    </w:p>
+    <w:p>
+      <w:pPr>
+        <w:spacing w:line="360" w:lineRule="auto" w:after="80"/>
+      </w:pPr>
+      <w:r>
+        <w:rPr>
+          <w:rFonts w:ascii="Times New Roman" w:hAnsi="Times New Roman" w:eastAsia="宋体"/>
+          <w:b w:val="0"/>
+          <w:sz w:val="24"/>
+        </w:rPr>
+        <w:t>[15] MathWorks. DSP System Toolbox documentation[EB/OL]. https://www.mathworks.com/help/dsp/</w:t>
+      </w:r>
+    </w:p>
+    <w:p>
+      <w:pPr>
+        <w:spacing w:line="360" w:lineRule="auto" w:after="80"/>
+      </w:pPr>
+      <w:r>
+        <w:rPr>
+          <w:rFonts w:ascii="Times New Roman" w:hAnsi="Times New Roman" w:eastAsia="宋体"/>
+          <w:b w:val="0"/>
+          <w:sz w:val="24"/>
+        </w:rPr>
+        <w:t>[16] MathWorks. RF Blockset documentation[EB/OL]. https://www.mathworks.com/help/rf/</w:t>
+      </w:r>
+    </w:p>
+    <w:p>
+      <w:pPr>
+        <w:spacing w:line="360" w:lineRule="auto" w:after="80"/>
+      </w:pPr>
+      <w:r>
+        <w:rPr>
+          <w:rFonts w:ascii="Times New Roman" w:hAnsi="Times New Roman" w:eastAsia="宋体"/>
+          <w:b w:val="0"/>
+          <w:sz w:val="24"/>
+        </w:rPr>
+        <w:t>[17] MathWorks. Motor Control Blockset documentation[EB/OL]. https://www.mathworks.com/help/mcb/</w:t>
       </w:r>
     </w:p>
     <w:p>
@@ -3796,7 +4165,7 @@
           <w:b w:val="0"/>
           <w:sz w:val="21"/>
         </w:rPr>
-        <w:t>表5 交付文件清单</w:t>
+        <w:t>表6 交付文件清单</w:t>
       </w:r>
     </w:p>
     <w:tbl>
